--- a/1952.2/1952年2月14日，与肖劲光等人的谈话__LLM初注.docx
+++ b/1952.2/1952年2月14日，与肖劲光等人的谈话__LLM初注.docx
@@ -696,8 +696,13 @@
       </w:r>
     </w:p>
     <w:p>
+      <w:commentRangeStart w:id="0"/>
       <w:r>
         <w:t>1. 【需核】“2亿卢布”的具体数额和对苏联军购的对应关系，建议核对相关外交档案。</w:t>
+      </w:r>
+      <w:commentRangeEnd w:id="0"/>
+      <w:r>
+        <w:commentReference w:id="0"/>
       </w:r>
     </w:p>
     <w:sectPr>
@@ -713,6 +718,18 @@
     </w:sectPr>
   </w:body>
 </w:document>
+</file>
+
+<file path=word/comments.xml><?xml version="1.0" encoding="utf-8"?>
+<w:comments xmlns:w="http://schemas.openxmlformats.org/wordprocessingml/2006/main">
+  <w:comment w:id="0" w:author="LLM初注待核" w:date="2026-07-05T15:07:26Z">
+    <w:p>
+      <w:r>
+        <w:t>【需核】“2亿卢布”的具体数额和对苏联军购的对应关系，建议核对相关外交档案。</w:t>
+      </w:r>
+    </w:p>
+  </w:comment>
+</w:comments>
 </file>
 
 <file path=word/footer1.xml><?xml version="1.0" encoding="utf-8"?>

--- a/1952.2/1952年2月14日，与肖劲光等人的谈话__LLM初注.docx
+++ b/1952.2/1952年2月14日，与肖劲光等人的谈话__LLM初注.docx
@@ -702,6 +702,9 @@
       </w:r>
       <w:commentRangeEnd w:id="0"/>
       <w:r>
+        <w:rPr>
+          <w:rStyle w:val="CommentReference"/>
+        </w:rPr>
         <w:commentReference w:id="0"/>
       </w:r>
     </w:p>
@@ -724,6 +727,9 @@
 <w:comments xmlns:w="http://schemas.openxmlformats.org/wordprocessingml/2006/main">
   <w:comment w:id="0" w:author="LLM初注待核" w:date="2026-07-05T15:07:26Z">
     <w:p>
+      <w:pPr>
+        <w:pStyle w:val="CommentText"/>
+      </w:pPr>
       <w:r>
         <w:t>【需核】“2亿卢布”的具体数额和对苏联军购的对应关系，建议核对相关外交档案。</w:t>
       </w:r>

--- a/1952.2/1952年2月14日，与肖劲光等人的谈话__LLM初注.docx
+++ b/1952.2/1952年2月14日，与肖劲光等人的谈话__LLM初注.docx
@@ -51,13 +51,16 @@
       </w:r>
       <w:r>
         <w:rPr>
+          <w:rStyle w:val="FootnoteReference"/>
           <w:rFonts w:hint="eastAsia" w:ascii="仿宋" w:hAnsi="仿宋" w:eastAsia="仿宋" w:cs="仿宋"/>
           <w:sz w:val="36"/>
           <w:szCs w:val="36"/>
           <w:vertAlign w:val="superscript"/>
           <w:lang w:val="en-US" w:eastAsia="zh-CN"/>
         </w:rPr>
+        <w:t>[</w:t>
         <w:footnoteReference w:id="0"/>
+        <w:t>]</w:t>
       </w:r>
       <w:r>
         <w:rPr>
@@ -150,71 +153,120 @@
       <w:r>
         <w:rPr>
           <w:rStyle w:val="FootnoteReference"/>
-        </w:rPr>
+          <w:vertAlign w:val="superscript"/>
+        </w:rPr>
+        <w:t>[</w:t>
         <w:footnoteReference w:id="4"/>
-      </w:r>
-      <w:r>
-        <w:rPr/>
+        <w:t>]</w:t>
+      </w:r>
+      <w:r>
+        <w:rPr>
+          <w:rFonts w:hint="eastAsia" w:ascii="仿宋" w:hAnsi="仿宋" w:eastAsia="仿宋"/>
+          <w:sz w:val="32"/>
+          <w:szCs w:val="32"/>
+        </w:rPr>
         <w:t>内路北一个新建院子里的海军司令部接到空军打来的电话说，毛泽东到了空军司令部，马上就到海军司令部来。萧劲光</w:t>
       </w:r>
       <w:r>
         <w:rPr>
           <w:rStyle w:val="FootnoteReference"/>
-        </w:rPr>
+          <w:vertAlign w:val="superscript"/>
+        </w:rPr>
+        <w:t>[</w:t>
         <w:footnoteReference w:id="5"/>
-      </w:r>
-      <w:r>
-        <w:rPr/>
+        <w:t>]</w:t>
+      </w:r>
+      <w:r>
+        <w:rPr>
+          <w:rFonts w:hint="eastAsia" w:ascii="仿宋" w:hAnsi="仿宋" w:eastAsia="仿宋"/>
+          <w:sz w:val="32"/>
+          <w:szCs w:val="32"/>
+        </w:rPr>
         <w:t>司令员放下电话，令警卫员到门口看看情况。警卫员刚下到楼梯口，毛泽东就到了。萧劲光和副司令员王宏坤</w:t>
       </w:r>
       <w:r>
         <w:rPr>
           <w:rStyle w:val="FootnoteReference"/>
-        </w:rPr>
+          <w:vertAlign w:val="superscript"/>
+        </w:rPr>
+        <w:t>[</w:t>
         <w:footnoteReference w:id="6"/>
-      </w:r>
-      <w:r>
-        <w:rPr/>
+        <w:t>]</w:t>
+      </w:r>
+      <w:r>
+        <w:rPr>
+          <w:rFonts w:hint="eastAsia" w:ascii="仿宋" w:hAnsi="仿宋" w:eastAsia="仿宋"/>
+          <w:sz w:val="32"/>
+          <w:szCs w:val="32"/>
+        </w:rPr>
         <w:t>、副政委刘道生</w:t>
       </w:r>
       <w:r>
         <w:rPr>
           <w:rStyle w:val="FootnoteReference"/>
-        </w:rPr>
+          <w:vertAlign w:val="superscript"/>
+        </w:rPr>
+        <w:t>[</w:t>
         <w:footnoteReference w:id="7"/>
-      </w:r>
-      <w:r>
-        <w:rPr/>
+        <w:t>]</w:t>
+      </w:r>
+      <w:r>
+        <w:rPr>
+          <w:rFonts w:hint="eastAsia" w:ascii="仿宋" w:hAnsi="仿宋" w:eastAsia="仿宋"/>
+          <w:sz w:val="32"/>
+          <w:szCs w:val="32"/>
+        </w:rPr>
         <w:t>、参谋长罗舜初</w:t>
       </w:r>
       <w:r>
         <w:rPr>
           <w:rStyle w:val="FootnoteReference"/>
-        </w:rPr>
+          <w:vertAlign w:val="superscript"/>
+        </w:rPr>
+        <w:t>[</w:t>
         <w:footnoteReference w:id="8"/>
-      </w:r>
-      <w:r>
-        <w:rPr/>
+        <w:t>]</w:t>
+      </w:r>
+      <w:r>
+        <w:rPr>
+          <w:rFonts w:hint="eastAsia" w:ascii="仿宋" w:hAnsi="仿宋" w:eastAsia="仿宋"/>
+          <w:sz w:val="32"/>
+          <w:szCs w:val="32"/>
+        </w:rPr>
         <w:t>赶到楼梯口，见罗瑞卿</w:t>
       </w:r>
       <w:r>
         <w:rPr>
           <w:rStyle w:val="FootnoteReference"/>
-        </w:rPr>
+          <w:vertAlign w:val="superscript"/>
+        </w:rPr>
+        <w:t>[</w:t>
         <w:footnoteReference w:id="9"/>
-      </w:r>
-      <w:r>
-        <w:rPr/>
+        <w:t>]</w:t>
+      </w:r>
+      <w:r>
+        <w:rPr>
+          <w:rFonts w:hint="eastAsia" w:ascii="仿宋" w:hAnsi="仿宋" w:eastAsia="仿宋"/>
+          <w:sz w:val="32"/>
+          <w:szCs w:val="32"/>
+        </w:rPr>
         <w:t>、刘亚楼</w:t>
       </w:r>
       <w:r>
         <w:rPr>
           <w:rStyle w:val="FootnoteReference"/>
-        </w:rPr>
+          <w:vertAlign w:val="superscript"/>
+        </w:rPr>
+        <w:t>[</w:t>
         <w:footnoteReference w:id="10"/>
-      </w:r>
-      <w:r>
-        <w:rPr/>
+        <w:t>]</w:t>
+      </w:r>
+      <w:r>
+        <w:rPr>
+          <w:rFonts w:hint="eastAsia" w:ascii="仿宋" w:hAnsi="仿宋" w:eastAsia="仿宋"/>
+          <w:sz w:val="32"/>
+          <w:szCs w:val="32"/>
+        </w:rPr>
         <w:t xml:space="preserve">随侍在毛泽东左右，立即恭恭敬敬地敬礼问好，尔后把他们迎入司令部办公室外间的会客室。</w:t>
       </w:r>
       <w:r>
@@ -330,11 +382,18 @@
       <w:r>
         <w:rPr>
           <w:rStyle w:val="FootnoteReference"/>
-        </w:rPr>
+          <w:vertAlign w:val="superscript"/>
+        </w:rPr>
+        <w:t>[</w:t>
         <w:footnoteReference w:id="11"/>
-      </w:r>
-      <w:r>
-        <w:rPr/>
+        <w:t>]</w:t>
+      </w:r>
+      <w:r>
+        <w:rPr>
+          <w:rFonts w:hint="eastAsia" w:ascii="仿宋" w:hAnsi="仿宋" w:eastAsia="仿宋"/>
+          <w:sz w:val="32"/>
+          <w:szCs w:val="32"/>
+        </w:rPr>
         <w:t xml:space="preserve">运动情况</w:t>
       </w:r>
       <w:r>
@@ -391,21 +450,35 @@
       <w:r>
         <w:rPr>
           <w:rStyle w:val="FootnoteReference"/>
-        </w:rPr>
+          <w:vertAlign w:val="superscript"/>
+        </w:rPr>
+        <w:t>[</w:t>
         <w:footnoteReference w:id="12"/>
-      </w:r>
-      <w:r>
-        <w:rPr/>
+        <w:t>]</w:t>
+      </w:r>
+      <w:r>
+        <w:rPr>
+          <w:rFonts w:hint="eastAsia" w:ascii="仿宋" w:hAnsi="仿宋" w:eastAsia="仿宋"/>
+          <w:sz w:val="32"/>
+          <w:szCs w:val="32"/>
+        </w:rPr>
         <w:t>需要飞机，我们打算集中外汇解决一下空军的问题。原来计划了2亿卢布</w:t>
       </w:r>
       <w:r>
         <w:rPr>
           <w:rStyle w:val="FootnoteReference"/>
-        </w:rPr>
+          <w:vertAlign w:val="superscript"/>
+        </w:rPr>
+        <w:t>[</w:t>
         <w:footnoteReference w:id="13"/>
-      </w:r>
-      <w:r>
-        <w:rPr/>
+        <w:t>]</w:t>
+      </w:r>
+      <w:r>
+        <w:rPr>
+          <w:rFonts w:hint="eastAsia" w:ascii="仿宋" w:hAnsi="仿宋" w:eastAsia="仿宋"/>
+          <w:sz w:val="32"/>
+          <w:szCs w:val="32"/>
+        </w:rPr>
         <w:t xml:space="preserve">，准备再给海军购买几艘驱逐舰，几十条鱼雷快艇，但这样外汇就不够了。是不是可以先给空军买飞机？你们要买的舰艇再往后推一推，怎么样？国内的钱有，不成问题，就是外汇不够。</w:t>
       </w:r>
     </w:p>
@@ -555,11 +628,18 @@
       <w:r>
         <w:rPr>
           <w:rStyle w:val="FootnoteReference"/>
-        </w:rPr>
+          <w:vertAlign w:val="superscript"/>
+        </w:rPr>
+        <w:t>[</w:t>
         <w:footnoteReference w:id="14"/>
-      </w:r>
-      <w:r>
-        <w:rPr/>
+        <w:t>]</w:t>
+      </w:r>
+      <w:r>
+        <w:rPr>
+          <w:rFonts w:hint="eastAsia" w:ascii="仿宋" w:hAnsi="仿宋" w:eastAsia="仿宋"/>
+          <w:sz w:val="32"/>
+          <w:szCs w:val="32"/>
+        </w:rPr>
         <w:t xml:space="preserve">过去不是造过一千多吨的船嘛。</w:t>
       </w:r>
     </w:p>
@@ -615,11 +695,18 @@
       <w:r>
         <w:rPr>
           <w:rStyle w:val="FootnoteReference"/>
-        </w:rPr>
+          <w:vertAlign w:val="superscript"/>
+        </w:rPr>
+        <w:t>[</w:t>
         <w:footnoteReference w:id="15"/>
-      </w:r>
-      <w:r>
-        <w:rPr/>
+        <w:t>]</w:t>
+      </w:r>
+      <w:r>
+        <w:rPr>
+          <w:rFonts w:hint="eastAsia" w:ascii="仿宋" w:hAnsi="仿宋" w:eastAsia="仿宋"/>
+          <w:sz w:val="32"/>
+          <w:szCs w:val="32"/>
+        </w:rPr>
         <w:t xml:space="preserve">就已造出了几条小艇，今年打算让江南厂再试制几条大一点的。</w:t>
       </w:r>
     </w:p>

--- a/1952.2/1952年2月14日，与肖劲光等人的谈话__LLM初注.docx
+++ b/1952.2/1952年2月14日，与肖劲光等人的谈话__LLM初注.docx
@@ -41,36 +41,19 @@
       <w:bookmarkEnd w:id="0"/>
       <w:r>
         <w:rPr>
-          <w:rFonts w:hint="eastAsia" w:ascii="仿宋" w:hAnsi="仿宋" w:eastAsia="仿宋" w:cs="仿宋"/>
-          <w:sz w:val="36"/>
-          <w:szCs w:val="36"/>
-          <w:vertAlign w:val="superscript"/>
-          <w:lang w:val="en-US" w:eastAsia="zh-CN"/>
-        </w:rPr>
-        <w:t>[</w:t>
-      </w:r>
-      <w:r>
-        <w:rPr>
-          <w:rStyle w:val="FootnoteReference"/>
-          <w:rFonts w:hint="eastAsia" w:ascii="仿宋" w:hAnsi="仿宋" w:eastAsia="仿宋" w:cs="仿宋"/>
-          <w:sz w:val="36"/>
-          <w:szCs w:val="36"/>
-          <w:vertAlign w:val="superscript"/>
-          <w:lang w:val="en-US" w:eastAsia="zh-CN"/>
-        </w:rPr>
-        <w:t>[</w:t>
+          <w:rStyle w:val="FootnoteReference"/>
+          <w:vertAlign w:val="superscript"/>
+        </w:rPr>
+        <w:t>[1]</w:t>
+      </w:r>
+      <w:r>
+        <w:rPr>
+          <w:rStyle w:val="FootnoteReference"/>
+          <w:vertAlign w:val="superscript"/>
+          <w:vanish/>
+          <w:specVanish/>
+        </w:rPr>
         <w:footnoteReference w:id="0"/>
-        <w:t>]</w:t>
-      </w:r>
-      <w:r>
-        <w:rPr>
-          <w:rFonts w:hint="eastAsia" w:ascii="仿宋" w:hAnsi="仿宋" w:eastAsia="仿宋" w:cs="仿宋"/>
-          <w:sz w:val="36"/>
-          <w:szCs w:val="36"/>
-          <w:vertAlign w:val="superscript"/>
-          <w:lang w:val="en-US" w:eastAsia="zh-CN"/>
-        </w:rPr>
-        <w:t>]</w:t>
       </w:r>
     </w:p>
     <w:p>
@@ -155,9 +138,16 @@
           <w:rStyle w:val="FootnoteReference"/>
           <w:vertAlign w:val="superscript"/>
         </w:rPr>
-        <w:t>[</w:t>
+        <w:t>[2]</w:t>
+      </w:r>
+      <w:r>
+        <w:rPr>
+          <w:rStyle w:val="FootnoteReference"/>
+          <w:vertAlign w:val="superscript"/>
+          <w:vanish/>
+          <w:specVanish/>
+        </w:rPr>
         <w:footnoteReference w:id="4"/>
-        <w:t>]</w:t>
       </w:r>
       <w:r>
         <w:rPr>
@@ -172,9 +162,16 @@
           <w:rStyle w:val="FootnoteReference"/>
           <w:vertAlign w:val="superscript"/>
         </w:rPr>
-        <w:t>[</w:t>
+        <w:t>[3]</w:t>
+      </w:r>
+      <w:r>
+        <w:rPr>
+          <w:rStyle w:val="FootnoteReference"/>
+          <w:vertAlign w:val="superscript"/>
+          <w:vanish/>
+          <w:specVanish/>
+        </w:rPr>
         <w:footnoteReference w:id="5"/>
-        <w:t>]</w:t>
       </w:r>
       <w:r>
         <w:rPr>
@@ -189,9 +186,16 @@
           <w:rStyle w:val="FootnoteReference"/>
           <w:vertAlign w:val="superscript"/>
         </w:rPr>
-        <w:t>[</w:t>
+        <w:t>[4]</w:t>
+      </w:r>
+      <w:r>
+        <w:rPr>
+          <w:rStyle w:val="FootnoteReference"/>
+          <w:vertAlign w:val="superscript"/>
+          <w:vanish/>
+          <w:specVanish/>
+        </w:rPr>
         <w:footnoteReference w:id="6"/>
-        <w:t>]</w:t>
       </w:r>
       <w:r>
         <w:rPr>
@@ -206,9 +210,16 @@
           <w:rStyle w:val="FootnoteReference"/>
           <w:vertAlign w:val="superscript"/>
         </w:rPr>
-        <w:t>[</w:t>
+        <w:t>[5]</w:t>
+      </w:r>
+      <w:r>
+        <w:rPr>
+          <w:rStyle w:val="FootnoteReference"/>
+          <w:vertAlign w:val="superscript"/>
+          <w:vanish/>
+          <w:specVanish/>
+        </w:rPr>
         <w:footnoteReference w:id="7"/>
-        <w:t>]</w:t>
       </w:r>
       <w:r>
         <w:rPr>
@@ -223,9 +234,16 @@
           <w:rStyle w:val="FootnoteReference"/>
           <w:vertAlign w:val="superscript"/>
         </w:rPr>
-        <w:t>[</w:t>
+        <w:t>[6]</w:t>
+      </w:r>
+      <w:r>
+        <w:rPr>
+          <w:rStyle w:val="FootnoteReference"/>
+          <w:vertAlign w:val="superscript"/>
+          <w:vanish/>
+          <w:specVanish/>
+        </w:rPr>
         <w:footnoteReference w:id="8"/>
-        <w:t>]</w:t>
       </w:r>
       <w:r>
         <w:rPr>
@@ -240,9 +258,16 @@
           <w:rStyle w:val="FootnoteReference"/>
           <w:vertAlign w:val="superscript"/>
         </w:rPr>
-        <w:t>[</w:t>
+        <w:t>[7]</w:t>
+      </w:r>
+      <w:r>
+        <w:rPr>
+          <w:rStyle w:val="FootnoteReference"/>
+          <w:vertAlign w:val="superscript"/>
+          <w:vanish/>
+          <w:specVanish/>
+        </w:rPr>
         <w:footnoteReference w:id="9"/>
-        <w:t>]</w:t>
       </w:r>
       <w:r>
         <w:rPr>
@@ -257,9 +282,16 @@
           <w:rStyle w:val="FootnoteReference"/>
           <w:vertAlign w:val="superscript"/>
         </w:rPr>
-        <w:t>[</w:t>
+        <w:t>[8]</w:t>
+      </w:r>
+      <w:r>
+        <w:rPr>
+          <w:rStyle w:val="FootnoteReference"/>
+          <w:vertAlign w:val="superscript"/>
+          <w:vanish/>
+          <w:specVanish/>
+        </w:rPr>
         <w:footnoteReference w:id="10"/>
-        <w:t>]</w:t>
       </w:r>
       <w:r>
         <w:rPr>
@@ -384,9 +416,16 @@
           <w:rStyle w:val="FootnoteReference"/>
           <w:vertAlign w:val="superscript"/>
         </w:rPr>
-        <w:t>[</w:t>
+        <w:t>[9]</w:t>
+      </w:r>
+      <w:r>
+        <w:rPr>
+          <w:rStyle w:val="FootnoteReference"/>
+          <w:vertAlign w:val="superscript"/>
+          <w:vanish/>
+          <w:specVanish/>
+        </w:rPr>
         <w:footnoteReference w:id="11"/>
-        <w:t>]</w:t>
       </w:r>
       <w:r>
         <w:rPr>
@@ -452,9 +491,16 @@
           <w:rStyle w:val="FootnoteReference"/>
           <w:vertAlign w:val="superscript"/>
         </w:rPr>
-        <w:t>[</w:t>
+        <w:t>[10]</w:t>
+      </w:r>
+      <w:r>
+        <w:rPr>
+          <w:rStyle w:val="FootnoteReference"/>
+          <w:vertAlign w:val="superscript"/>
+          <w:vanish/>
+          <w:specVanish/>
+        </w:rPr>
         <w:footnoteReference w:id="12"/>
-        <w:t>]</w:t>
       </w:r>
       <w:r>
         <w:rPr>
@@ -469,9 +515,16 @@
           <w:rStyle w:val="FootnoteReference"/>
           <w:vertAlign w:val="superscript"/>
         </w:rPr>
-        <w:t>[</w:t>
+        <w:t>[11]</w:t>
+      </w:r>
+      <w:r>
+        <w:rPr>
+          <w:rStyle w:val="FootnoteReference"/>
+          <w:vertAlign w:val="superscript"/>
+          <w:vanish/>
+          <w:specVanish/>
+        </w:rPr>
         <w:footnoteReference w:id="13"/>
-        <w:t>]</w:t>
       </w:r>
       <w:r>
         <w:rPr>
@@ -630,9 +683,16 @@
           <w:rStyle w:val="FootnoteReference"/>
           <w:vertAlign w:val="superscript"/>
         </w:rPr>
-        <w:t>[</w:t>
+        <w:t>[12]</w:t>
+      </w:r>
+      <w:r>
+        <w:rPr>
+          <w:rStyle w:val="FootnoteReference"/>
+          <w:vertAlign w:val="superscript"/>
+          <w:vanish/>
+          <w:specVanish/>
+        </w:rPr>
         <w:footnoteReference w:id="14"/>
-        <w:t>]</w:t>
       </w:r>
       <w:r>
         <w:rPr>
@@ -697,9 +757,16 @@
           <w:rStyle w:val="FootnoteReference"/>
           <w:vertAlign w:val="superscript"/>
         </w:rPr>
-        <w:t>[</w:t>
+        <w:t>[13]</w:t>
+      </w:r>
+      <w:r>
+        <w:rPr>
+          <w:rStyle w:val="FootnoteReference"/>
+          <w:vertAlign w:val="superscript"/>
+          <w:vanish/>
+          <w:specVanish/>
+        </w:rPr>
         <w:footnoteReference w:id="15"/>
-        <w:t>]</w:t>
       </w:r>
       <w:r>
         <w:rPr>
@@ -956,33 +1023,9 @@
       </w:pPr>
       <w:r>
         <w:rPr>
-          <w:rFonts w:hint="eastAsia" w:asciiTheme="minorEastAsia" w:hAnsiTheme="minorEastAsia" w:eastAsiaTheme="minorEastAsia" w:cstheme="minorBidi"/>
-          <w:kern w:val="2"/>
-          <w:sz w:val="21"/>
-          <w:szCs w:val="21"/>
-          <w:lang w:val="en-US" w:eastAsia="zh-CN" w:bidi="ar-SA"/>
-        </w:rPr>
-        <w:t>[</w:t>
-      </w:r>
-      <w:r>
-        <w:rPr>
-          <w:rFonts w:hint="eastAsia" w:asciiTheme="minorEastAsia" w:hAnsiTheme="minorEastAsia" w:eastAsiaTheme="minorEastAsia" w:cstheme="minorBidi"/>
-          <w:kern w:val="2"/>
-          <w:sz w:val="21"/>
-          <w:szCs w:val="21"/>
-          <w:lang w:val="en-US" w:eastAsia="zh-CN" w:bidi="ar-SA"/>
-        </w:rPr>
-        <w:footnoteRef/>
-      </w:r>
-      <w:r>
-        <w:rPr>
-          <w:rFonts w:hint="eastAsia" w:asciiTheme="minorEastAsia" w:hAnsiTheme="minorEastAsia" w:eastAsiaTheme="minorEastAsia" w:cstheme="minorBidi"/>
-          <w:kern w:val="2"/>
-          <w:sz w:val="21"/>
-          <w:szCs w:val="21"/>
-          <w:lang w:val="en-US" w:eastAsia="zh-CN" w:bidi="ar-SA"/>
-        </w:rPr>
-        <w:t>]</w:t>
+          <w:rStyle w:val="FootnoteReference"/>
+        </w:rPr>
+        <w:t>[1]</w:t>
       </w:r>
       <w:r>
         <w:rPr>
@@ -1049,13 +1092,9 @@
       </w:pPr>
       <w:r>
         <w:rPr>
-          <w:rFonts w:asciiTheme="minorEastAsia" w:hAnsiTheme="minorEastAsia" w:eastAsiaTheme="minorEastAsia" w:cstheme="minorBidi"/>
-          <w:kern w:val="2"/>
-          <w:sz w:val="21"/>
-          <w:szCs w:val="21"/>
-          <w:lang w:val="en-US" w:eastAsia="zh-CN" w:bidi="ar-SA"/>
-        </w:rPr>
-        <w:footnoteRef/>
+          <w:rStyle w:val="FootnoteReference"/>
+        </w:rPr>
+        <w:t>[2]</w:t>
       </w:r>
       <w:r>
         <w:rPr>
@@ -1082,13 +1121,9 @@
       </w:pPr>
       <w:r>
         <w:rPr>
-          <w:rFonts w:asciiTheme="minorEastAsia" w:hAnsiTheme="minorEastAsia" w:eastAsiaTheme="minorEastAsia" w:cstheme="minorBidi"/>
-          <w:kern w:val="2"/>
-          <w:sz w:val="21"/>
-          <w:szCs w:val="21"/>
-          <w:lang w:val="en-US" w:eastAsia="zh-CN" w:bidi="ar-SA"/>
-        </w:rPr>
-        <w:footnoteRef/>
+          <w:rStyle w:val="FootnoteReference"/>
+        </w:rPr>
+        <w:t>[3]</w:t>
       </w:r>
       <w:r>
         <w:rPr>
@@ -1115,13 +1150,9 @@
       </w:pPr>
       <w:r>
         <w:rPr>
-          <w:rFonts w:asciiTheme="minorEastAsia" w:hAnsiTheme="minorEastAsia" w:eastAsiaTheme="minorEastAsia" w:cstheme="minorBidi"/>
-          <w:kern w:val="2"/>
-          <w:sz w:val="21"/>
-          <w:szCs w:val="21"/>
-          <w:lang w:val="en-US" w:eastAsia="zh-CN" w:bidi="ar-SA"/>
-        </w:rPr>
-        <w:footnoteRef/>
+          <w:rStyle w:val="FootnoteReference"/>
+        </w:rPr>
+        <w:t>[4]</w:t>
       </w:r>
       <w:r>
         <w:rPr>
@@ -1148,13 +1179,9 @@
       </w:pPr>
       <w:r>
         <w:rPr>
-          <w:rFonts w:asciiTheme="minorEastAsia" w:hAnsiTheme="minorEastAsia" w:eastAsiaTheme="minorEastAsia" w:cstheme="minorBidi"/>
-          <w:kern w:val="2"/>
-          <w:sz w:val="21"/>
-          <w:szCs w:val="21"/>
-          <w:lang w:val="en-US" w:eastAsia="zh-CN" w:bidi="ar-SA"/>
-        </w:rPr>
-        <w:footnoteRef/>
+          <w:rStyle w:val="FootnoteReference"/>
+        </w:rPr>
+        <w:t>[5]</w:t>
       </w:r>
       <w:r>
         <w:rPr>
@@ -1181,13 +1208,9 @@
       </w:pPr>
       <w:r>
         <w:rPr>
-          <w:rFonts w:asciiTheme="minorEastAsia" w:hAnsiTheme="minorEastAsia" w:eastAsiaTheme="minorEastAsia" w:cstheme="minorBidi"/>
-          <w:kern w:val="2"/>
-          <w:sz w:val="21"/>
-          <w:szCs w:val="21"/>
-          <w:lang w:val="en-US" w:eastAsia="zh-CN" w:bidi="ar-SA"/>
-        </w:rPr>
-        <w:footnoteRef/>
+          <w:rStyle w:val="FootnoteReference"/>
+        </w:rPr>
+        <w:t>[6]</w:t>
       </w:r>
       <w:r>
         <w:rPr>
@@ -1214,13 +1237,9 @@
       </w:pPr>
       <w:r>
         <w:rPr>
-          <w:rFonts w:asciiTheme="minorEastAsia" w:hAnsiTheme="minorEastAsia" w:eastAsiaTheme="minorEastAsia" w:cstheme="minorBidi"/>
-          <w:kern w:val="2"/>
-          <w:sz w:val="21"/>
-          <w:szCs w:val="21"/>
-          <w:lang w:val="en-US" w:eastAsia="zh-CN" w:bidi="ar-SA"/>
-        </w:rPr>
-        <w:footnoteRef/>
+          <w:rStyle w:val="FootnoteReference"/>
+        </w:rPr>
+        <w:t>[7]</w:t>
       </w:r>
       <w:r>
         <w:rPr>
@@ -1247,13 +1266,9 @@
       </w:pPr>
       <w:r>
         <w:rPr>
-          <w:rFonts w:asciiTheme="minorEastAsia" w:hAnsiTheme="minorEastAsia" w:eastAsiaTheme="minorEastAsia" w:cstheme="minorBidi"/>
-          <w:kern w:val="2"/>
-          <w:sz w:val="21"/>
-          <w:szCs w:val="21"/>
-          <w:lang w:val="en-US" w:eastAsia="zh-CN" w:bidi="ar-SA"/>
-        </w:rPr>
-        <w:footnoteRef/>
+          <w:rStyle w:val="FootnoteReference"/>
+        </w:rPr>
+        <w:t>[8]</w:t>
       </w:r>
       <w:r>
         <w:rPr>
@@ -1280,13 +1295,9 @@
       </w:pPr>
       <w:r>
         <w:rPr>
-          <w:rFonts w:asciiTheme="minorEastAsia" w:hAnsiTheme="minorEastAsia" w:eastAsiaTheme="minorEastAsia" w:cstheme="minorBidi"/>
-          <w:kern w:val="2"/>
-          <w:sz w:val="21"/>
-          <w:szCs w:val="21"/>
-          <w:lang w:val="en-US" w:eastAsia="zh-CN" w:bidi="ar-SA"/>
-        </w:rPr>
-        <w:footnoteRef/>
+          <w:rStyle w:val="FootnoteReference"/>
+        </w:rPr>
+        <w:t>[9]</w:t>
       </w:r>
       <w:r>
         <w:rPr>
@@ -1313,13 +1324,9 @@
       </w:pPr>
       <w:r>
         <w:rPr>
-          <w:rFonts w:asciiTheme="minorEastAsia" w:hAnsiTheme="minorEastAsia" w:eastAsiaTheme="minorEastAsia" w:cstheme="minorBidi"/>
-          <w:kern w:val="2"/>
-          <w:sz w:val="21"/>
-          <w:szCs w:val="21"/>
-          <w:lang w:val="en-US" w:eastAsia="zh-CN" w:bidi="ar-SA"/>
-        </w:rPr>
-        <w:footnoteRef/>
+          <w:rStyle w:val="FootnoteReference"/>
+        </w:rPr>
+        <w:t>[10]</w:t>
       </w:r>
       <w:r>
         <w:rPr>
@@ -1346,13 +1353,9 @@
       </w:pPr>
       <w:r>
         <w:rPr>
-          <w:rFonts w:asciiTheme="minorEastAsia" w:hAnsiTheme="minorEastAsia" w:eastAsiaTheme="minorEastAsia" w:cstheme="minorBidi"/>
-          <w:kern w:val="2"/>
-          <w:sz w:val="21"/>
-          <w:szCs w:val="21"/>
-          <w:lang w:val="en-US" w:eastAsia="zh-CN" w:bidi="ar-SA"/>
-        </w:rPr>
-        <w:footnoteRef/>
+          <w:rStyle w:val="FootnoteReference"/>
+        </w:rPr>
+        <w:t>[11]</w:t>
       </w:r>
       <w:r>
         <w:rPr>
@@ -1379,13 +1382,9 @@
       </w:pPr>
       <w:r>
         <w:rPr>
-          <w:rFonts w:asciiTheme="minorEastAsia" w:hAnsiTheme="minorEastAsia" w:eastAsiaTheme="minorEastAsia" w:cstheme="minorBidi"/>
-          <w:kern w:val="2"/>
-          <w:sz w:val="21"/>
-          <w:szCs w:val="21"/>
-          <w:lang w:val="en-US" w:eastAsia="zh-CN" w:bidi="ar-SA"/>
-        </w:rPr>
-        <w:footnoteRef/>
+          <w:rStyle w:val="FootnoteReference"/>
+        </w:rPr>
+        <w:t>[12]</w:t>
       </w:r>
       <w:r>
         <w:rPr>
@@ -1412,13 +1411,9 @@
       </w:pPr>
       <w:r>
         <w:rPr>
-          <w:rFonts w:asciiTheme="minorEastAsia" w:hAnsiTheme="minorEastAsia" w:eastAsiaTheme="minorEastAsia" w:cstheme="minorBidi"/>
-          <w:kern w:val="2"/>
-          <w:sz w:val="21"/>
-          <w:szCs w:val="21"/>
-          <w:lang w:val="en-US" w:eastAsia="zh-CN" w:bidi="ar-SA"/>
-        </w:rPr>
-        <w:footnoteRef/>
+          <w:rStyle w:val="FootnoteReference"/>
+        </w:rPr>
+        <w:t>[13]</w:t>
       </w:r>
       <w:r>
         <w:rPr>
